--- a/state_reports/Rasmi_Event_Management_Report_HoA_DRIVE_South_West.docx
+++ b/state_reports/Rasmi_Event_Management_Report_HoA_DRIVE_South_West.docx
@@ -1448,7 +1448,7 @@
                 <w:color w:val="1B2610"/>
                 <w:sz w:val="18"/>
               </w:rPr>
-              <w:t>Photography and video coverage of the ceremony. All media is available through the link in Section 6.</w:t>
+              <w:t>Photography and video coverage of the ceremony. Links and details are in Annex A.</w:t>
             </w:r>
           </w:p>
         </w:tc>
@@ -2029,7 +2029,7 @@
                 <w:color w:val="1B2610"/>
                 <w:sz w:val="18"/>
               </w:rPr>
-              <w:t>No</w:t>
+              <w:t>–</w:t>
             </w:r>
           </w:p>
         </w:tc>
@@ -2386,7 +2386,7 @@
           <w:color w:val="1B2610"/>
           <w:sz w:val="20"/>
         </w:rPr>
-        <w:t>Catering was provided in Afgoye only, as set out in the contract. No catering was provided in Baidoa.</w:t>
+        <w:t>Catering was provided in Afgoye, as set out in the contract.</w:t>
       </w:r>
     </w:p>
     <w:p>
@@ -2584,186 +2584,8 @@
           <w:color w:val="1B2610"/>
           <w:sz w:val="20"/>
         </w:rPr>
-        <w:t>Photo and video coverage was provided at all 2 ceremonies in South West. The full media files are available at:</w:t>
+        <w:t>Photo and video coverage was provided at all 2 ceremonies in South West. Links and details for each district are in Annex A.</w:t>
       </w:r>
-    </w:p>
-    <w:tbl>
-      <w:tblPr>
-        <w:tblW w:type="auto" w:w="0"/>
-        <w:jc w:val="center"/>
-        <w:tblLayout w:type="fixed"/>
-        <w:tblLook w:firstColumn="1" w:firstRow="1" w:lastColumn="0" w:lastRow="0" w:noHBand="0" w:noVBand="1" w:val="04A0"/>
-        <w:tblBorders>
-          <w:top w:val="single" w:sz="4" w:space="0" w:color="BCC9AD"/>
-          <w:left w:val="nil"/>
-          <w:bottom w:val="single" w:sz="4" w:space="0" w:color="BCC9AD"/>
-          <w:right w:val="nil"/>
-          <w:insideH w:val="single" w:sz="4" w:space="0" w:color="BCC9AD"/>
-          <w:insideV w:val="nil"/>
-        </w:tblBorders>
-        <w:tblCellMar>
-          <w:top w:w="50" w:type="dxa"/>
-          <w:left w:w="80" w:type="dxa"/>
-          <w:bottom w:w="50" w:type="dxa"/>
-          <w:right w:w="80" w:type="dxa"/>
-        </w:tblCellMar>
-        <w:tblLayout w:type="fixed"/>
-      </w:tblPr>
-      <w:tblGrid>
-        <w:gridCol w:w="2268"/>
-        <w:gridCol w:w="6520"/>
-      </w:tblGrid>
-      <w:tr>
-        <w:trPr>
-          <w:cantSplit/>
-          <w:tblHeader/>
-        </w:trPr>
-        <w:tc>
-          <w:tcPr>
-            <w:tcW w:type="dxa" w:w="2268"/>
-            <w:tcBorders>
-              <w:bottom w:val="single" w:sz="12" w:space="0" w:color="55891A"/>
-            </w:tcBorders>
-          </w:tcPr>
-          <w:p>
-            <w:pPr>
-              <w:keepNext/>
-              <w:spacing w:after="0"/>
-            </w:pPr>
-            <w:r>
-              <w:rPr>
-                <w:rFonts w:ascii="Arial" w:hAnsi="Arial"/>
-                <w:b/>
-                <w:i w:val="0"/>
-                <w:color w:val="55891A"/>
-                <w:sz w:val="17"/>
-              </w:rPr>
-              <w:t>District</w:t>
-            </w:r>
-          </w:p>
-        </w:tc>
-        <w:tc>
-          <w:tcPr>
-            <w:tcW w:type="dxa" w:w="6520"/>
-            <w:tcBorders>
-              <w:bottom w:val="single" w:sz="12" w:space="0" w:color="55891A"/>
-            </w:tcBorders>
-          </w:tcPr>
-          <w:p>
-            <w:pPr>
-              <w:keepNext/>
-              <w:spacing w:after="0"/>
-            </w:pPr>
-            <w:r>
-              <w:rPr>
-                <w:rFonts w:ascii="Arial" w:hAnsi="Arial"/>
-                <w:b/>
-                <w:i w:val="0"/>
-                <w:color w:val="55891A"/>
-                <w:sz w:val="17"/>
-              </w:rPr>
-              <w:t>Media link / folder (photos and videos)</w:t>
-            </w:r>
-          </w:p>
-        </w:tc>
-      </w:tr>
-      <w:tr>
-        <w:trPr>
-          <w:cantSplit/>
-        </w:trPr>
-        <w:tc>
-          <w:tcPr>
-            <w:tcW w:type="dxa" w:w="2268"/>
-          </w:tcPr>
-          <w:p>
-            <w:pPr>
-              <w:keepNext/>
-              <w:spacing w:after="0"/>
-            </w:pPr>
-            <w:r>
-              <w:rPr>
-                <w:rFonts w:ascii="Arial" w:hAnsi="Arial"/>
-                <w:b w:val="0"/>
-                <w:i w:val="0"/>
-                <w:color w:val="1B2610"/>
-                <w:sz w:val="18"/>
-              </w:rPr>
-              <w:t>Afgoye</w:t>
-            </w:r>
-          </w:p>
-        </w:tc>
-        <w:tc>
-          <w:tcPr>
-            <w:tcW w:type="dxa" w:w="6520"/>
-          </w:tcPr>
-          <w:p>
-            <w:pPr>
-              <w:keepNext/>
-              <w:spacing w:after="0"/>
-            </w:pPr>
-            <w:r>
-              <w:rPr>
-                <w:rFonts w:ascii="Arial" w:hAnsi="Arial"/>
-                <w:b w:val="0"/>
-                <w:i w:val="0"/>
-                <w:color w:val="1B2610"/>
-                <w:sz w:val="18"/>
-              </w:rPr>
-              <w:t>[link]</w:t>
-            </w:r>
-          </w:p>
-        </w:tc>
-      </w:tr>
-      <w:tr>
-        <w:trPr>
-          <w:cantSplit/>
-        </w:trPr>
-        <w:tc>
-          <w:tcPr>
-            <w:tcW w:type="dxa" w:w="2268"/>
-          </w:tcPr>
-          <w:p>
-            <w:pPr>
-              <w:spacing w:after="0"/>
-            </w:pPr>
-            <w:r>
-              <w:rPr>
-                <w:rFonts w:ascii="Arial" w:hAnsi="Arial"/>
-                <w:b w:val="0"/>
-                <w:i w:val="0"/>
-                <w:color w:val="1B2610"/>
-                <w:sz w:val="18"/>
-              </w:rPr>
-              <w:t>Baidoa</w:t>
-            </w:r>
-          </w:p>
-        </w:tc>
-        <w:tc>
-          <w:tcPr>
-            <w:tcW w:type="dxa" w:w="6520"/>
-          </w:tcPr>
-          <w:p>
-            <w:pPr>
-              <w:spacing w:after="0"/>
-            </w:pPr>
-            <w:r>
-              <w:rPr>
-                <w:rFonts w:ascii="Arial" w:hAnsi="Arial"/>
-                <w:b w:val="0"/>
-                <w:i w:val="0"/>
-                <w:color w:val="1B2610"/>
-                <w:sz w:val="18"/>
-              </w:rPr>
-              <w:t>[link]</w:t>
-            </w:r>
-          </w:p>
-        </w:tc>
-      </w:tr>
-    </w:tbl>
-    <w:p>
-      <w:pPr>
-        <w:spacing w:after="40"/>
-      </w:pPr>
     </w:p>
     <w:p>
       <w:pPr>
@@ -3410,6 +3232,651 @@
         </w:tc>
       </w:tr>
     </w:tbl>
+    <w:p>
+      <w:r>
+        <w:br w:type="page"/>
+      </w:r>
+    </w:p>
+    <w:p>
+      <w:pPr>
+        <w:pStyle w:val="Heading1"/>
+      </w:pPr>
+      <w:r>
+        <w:t>Annex A: Media Coverage — Links and Details</w:t>
+      </w:r>
+    </w:p>
+    <w:p>
+      <w:r>
+        <w:rPr>
+          <w:rFonts w:ascii="Arial" w:hAnsi="Arial"/>
+          <w:b w:val="0"/>
+          <w:i w:val="0"/>
+          <w:color w:val="1B2610"/>
+          <w:sz w:val="20"/>
+        </w:rPr>
+        <w:t>Photo and video coverage was provided at all 2 ceremonies in South West. The details and links for each district are below.</w:t>
+      </w:r>
+    </w:p>
+    <w:p>
+      <w:pPr>
+        <w:pStyle w:val="Heading2"/>
+      </w:pPr>
+      <w:r>
+        <w:t>A.1  Afgoye</w:t>
+      </w:r>
+    </w:p>
+    <w:tbl>
+      <w:tblPr>
+        <w:tblW w:type="auto" w:w="0"/>
+        <w:jc w:val="center"/>
+        <w:tblLayout w:type="fixed"/>
+        <w:tblLook w:firstColumn="1" w:firstRow="1" w:lastColumn="0" w:lastRow="0" w:noHBand="0" w:noVBand="1" w:val="04A0"/>
+        <w:tblBorders>
+          <w:top w:val="single" w:sz="4" w:space="0" w:color="BCC9AD"/>
+          <w:left w:val="nil"/>
+          <w:bottom w:val="single" w:sz="4" w:space="0" w:color="BCC9AD"/>
+          <w:right w:val="nil"/>
+          <w:insideH w:val="single" w:sz="4" w:space="0" w:color="BCC9AD"/>
+          <w:insideV w:val="nil"/>
+        </w:tblBorders>
+        <w:tblCellMar>
+          <w:top w:w="50" w:type="dxa"/>
+          <w:left w:w="80" w:type="dxa"/>
+          <w:bottom w:w="50" w:type="dxa"/>
+          <w:right w:w="80" w:type="dxa"/>
+        </w:tblCellMar>
+        <w:tblLayout w:type="fixed"/>
+      </w:tblPr>
+      <w:tblGrid>
+        <w:gridCol w:w="2551"/>
+        <w:gridCol w:w="6237"/>
+      </w:tblGrid>
+      <w:tr>
+        <w:trPr>
+          <w:cantSplit/>
+        </w:trPr>
+        <w:tc>
+          <w:tcPr>
+            <w:tcW w:type="dxa" w:w="2551"/>
+          </w:tcPr>
+          <w:p>
+            <w:pPr>
+              <w:spacing w:after="0"/>
+            </w:pPr>
+            <w:r>
+              <w:rPr>
+                <w:rFonts w:ascii="Arial" w:hAnsi="Arial"/>
+                <w:b/>
+                <w:i w:val="0"/>
+                <w:color w:val="FD6902"/>
+                <w:sz w:val="19"/>
+              </w:rPr>
+              <w:t>District</w:t>
+            </w:r>
+          </w:p>
+        </w:tc>
+        <w:tc>
+          <w:tcPr>
+            <w:tcW w:type="dxa" w:w="6236"/>
+          </w:tcPr>
+          <w:p>
+            <w:pPr>
+              <w:spacing w:after="0"/>
+            </w:pPr>
+            <w:r>
+              <w:rPr>
+                <w:rFonts w:ascii="Arial" w:hAnsi="Arial"/>
+                <w:b w:val="0"/>
+                <w:i w:val="0"/>
+                <w:color w:val="1B2610"/>
+                <w:sz w:val="19"/>
+              </w:rPr>
+              <w:t>Afgoye</w:t>
+            </w:r>
+          </w:p>
+        </w:tc>
+      </w:tr>
+      <w:tr>
+        <w:trPr>
+          <w:cantSplit/>
+        </w:trPr>
+        <w:tc>
+          <w:tcPr>
+            <w:tcW w:type="dxa" w:w="2551"/>
+          </w:tcPr>
+          <w:p>
+            <w:pPr>
+              <w:spacing w:after="0"/>
+            </w:pPr>
+            <w:r>
+              <w:rPr>
+                <w:rFonts w:ascii="Arial" w:hAnsi="Arial"/>
+                <w:b/>
+                <w:i w:val="0"/>
+                <w:color w:val="FD6902"/>
+                <w:sz w:val="19"/>
+              </w:rPr>
+              <w:t>Region</w:t>
+            </w:r>
+          </w:p>
+        </w:tc>
+        <w:tc>
+          <w:tcPr>
+            <w:tcW w:type="dxa" w:w="6236"/>
+          </w:tcPr>
+          <w:p>
+            <w:pPr>
+              <w:spacing w:after="0"/>
+            </w:pPr>
+            <w:r>
+              <w:rPr>
+                <w:rFonts w:ascii="Arial" w:hAnsi="Arial"/>
+                <w:b w:val="0"/>
+                <w:i w:val="0"/>
+                <w:color w:val="1B2610"/>
+                <w:sz w:val="19"/>
+              </w:rPr>
+              <w:t>South West</w:t>
+            </w:r>
+          </w:p>
+        </w:tc>
+      </w:tr>
+      <w:tr>
+        <w:trPr>
+          <w:cantSplit/>
+        </w:trPr>
+        <w:tc>
+          <w:tcPr>
+            <w:tcW w:type="dxa" w:w="2551"/>
+          </w:tcPr>
+          <w:p>
+            <w:pPr>
+              <w:spacing w:after="0"/>
+            </w:pPr>
+            <w:r>
+              <w:rPr>
+                <w:rFonts w:ascii="Arial" w:hAnsi="Arial"/>
+                <w:b/>
+                <w:i w:val="0"/>
+                <w:color w:val="FD6902"/>
+                <w:sz w:val="19"/>
+              </w:rPr>
+              <w:t>Ceremony date</w:t>
+            </w:r>
+          </w:p>
+        </w:tc>
+        <w:tc>
+          <w:tcPr>
+            <w:tcW w:type="dxa" w:w="6236"/>
+          </w:tcPr>
+          <w:p>
+            <w:pPr>
+              <w:spacing w:after="0"/>
+            </w:pPr>
+            <w:r>
+              <w:rPr>
+                <w:rFonts w:ascii="Arial" w:hAnsi="Arial"/>
+                <w:b w:val="0"/>
+                <w:i w:val="0"/>
+                <w:color w:val="1B2610"/>
+                <w:sz w:val="19"/>
+              </w:rPr>
+              <w:t>[date]</w:t>
+            </w:r>
+          </w:p>
+        </w:tc>
+      </w:tr>
+      <w:tr>
+        <w:trPr>
+          <w:cantSplit/>
+        </w:trPr>
+        <w:tc>
+          <w:tcPr>
+            <w:tcW w:type="dxa" w:w="2551"/>
+          </w:tcPr>
+          <w:p>
+            <w:pPr>
+              <w:spacing w:after="0"/>
+            </w:pPr>
+            <w:r>
+              <w:rPr>
+                <w:rFonts w:ascii="Arial" w:hAnsi="Arial"/>
+                <w:b/>
+                <w:i w:val="0"/>
+                <w:color w:val="FD6902"/>
+                <w:sz w:val="19"/>
+              </w:rPr>
+              <w:t>Families</w:t>
+            </w:r>
+          </w:p>
+        </w:tc>
+        <w:tc>
+          <w:tcPr>
+            <w:tcW w:type="dxa" w:w="6236"/>
+          </w:tcPr>
+          <w:p>
+            <w:pPr>
+              <w:spacing w:after="0"/>
+            </w:pPr>
+            <w:r>
+              <w:rPr>
+                <w:rFonts w:ascii="Arial" w:hAnsi="Arial"/>
+                <w:b w:val="0"/>
+                <w:i w:val="0"/>
+                <w:color w:val="1B2610"/>
+                <w:sz w:val="19"/>
+              </w:rPr>
+              <w:t>100</w:t>
+            </w:r>
+          </w:p>
+        </w:tc>
+      </w:tr>
+      <w:tr>
+        <w:trPr>
+          <w:cantSplit/>
+        </w:trPr>
+        <w:tc>
+          <w:tcPr>
+            <w:tcW w:type="dxa" w:w="2551"/>
+          </w:tcPr>
+          <w:p>
+            <w:pPr>
+              <w:spacing w:after="0"/>
+            </w:pPr>
+            <w:r>
+              <w:rPr>
+                <w:rFonts w:ascii="Arial" w:hAnsi="Arial"/>
+                <w:b/>
+                <w:i w:val="0"/>
+                <w:color w:val="FD6902"/>
+                <w:sz w:val="19"/>
+              </w:rPr>
+              <w:t>Media provided</w:t>
+            </w:r>
+          </w:p>
+        </w:tc>
+        <w:tc>
+          <w:tcPr>
+            <w:tcW w:type="dxa" w:w="6236"/>
+          </w:tcPr>
+          <w:p>
+            <w:pPr>
+              <w:spacing w:after="0"/>
+            </w:pPr>
+            <w:r>
+              <w:rPr>
+                <w:rFonts w:ascii="Arial" w:hAnsi="Arial"/>
+                <w:b w:val="0"/>
+                <w:i w:val="0"/>
+                <w:color w:val="1B2610"/>
+                <w:sz w:val="19"/>
+              </w:rPr>
+              <w:t>Photography and video coverage of the ceremony</w:t>
+            </w:r>
+          </w:p>
+        </w:tc>
+      </w:tr>
+      <w:tr>
+        <w:trPr>
+          <w:cantSplit/>
+        </w:trPr>
+        <w:tc>
+          <w:tcPr>
+            <w:tcW w:type="dxa" w:w="2551"/>
+          </w:tcPr>
+          <w:p>
+            <w:pPr>
+              <w:spacing w:after="0"/>
+            </w:pPr>
+            <w:r>
+              <w:rPr>
+                <w:rFonts w:ascii="Arial" w:hAnsi="Arial"/>
+                <w:b/>
+                <w:i w:val="0"/>
+                <w:color w:val="FD6902"/>
+                <w:sz w:val="19"/>
+              </w:rPr>
+              <w:t>Photos and videos</w:t>
+            </w:r>
+          </w:p>
+        </w:tc>
+        <w:tc>
+          <w:tcPr>
+            <w:tcW w:type="dxa" w:w="6236"/>
+          </w:tcPr>
+          <w:p>
+            <w:pPr>
+              <w:spacing w:after="0"/>
+            </w:pPr>
+            <w:r>
+              <w:rPr>
+                <w:rFonts w:ascii="Arial" w:hAnsi="Arial"/>
+                <w:b w:val="0"/>
+                <w:i w:val="0"/>
+                <w:color w:val="1B2610"/>
+                <w:sz w:val="19"/>
+              </w:rPr>
+              <w:t>[link]</w:t>
+            </w:r>
+          </w:p>
+        </w:tc>
+      </w:tr>
+    </w:tbl>
+    <w:p>
+      <w:pPr>
+        <w:spacing w:after="40"/>
+      </w:pPr>
+    </w:p>
+    <w:p>
+      <w:pPr>
+        <w:pStyle w:val="Heading2"/>
+      </w:pPr>
+      <w:r>
+        <w:t>A.2  Baidoa</w:t>
+      </w:r>
+    </w:p>
+    <w:tbl>
+      <w:tblPr>
+        <w:tblW w:type="auto" w:w="0"/>
+        <w:jc w:val="center"/>
+        <w:tblLayout w:type="fixed"/>
+        <w:tblLook w:firstColumn="1" w:firstRow="1" w:lastColumn="0" w:lastRow="0" w:noHBand="0" w:noVBand="1" w:val="04A0"/>
+        <w:tblBorders>
+          <w:top w:val="single" w:sz="4" w:space="0" w:color="BCC9AD"/>
+          <w:left w:val="nil"/>
+          <w:bottom w:val="single" w:sz="4" w:space="0" w:color="BCC9AD"/>
+          <w:right w:val="nil"/>
+          <w:insideH w:val="single" w:sz="4" w:space="0" w:color="BCC9AD"/>
+          <w:insideV w:val="nil"/>
+        </w:tblBorders>
+        <w:tblCellMar>
+          <w:top w:w="50" w:type="dxa"/>
+          <w:left w:w="80" w:type="dxa"/>
+          <w:bottom w:w="50" w:type="dxa"/>
+          <w:right w:w="80" w:type="dxa"/>
+        </w:tblCellMar>
+        <w:tblLayout w:type="fixed"/>
+      </w:tblPr>
+      <w:tblGrid>
+        <w:gridCol w:w="2551"/>
+        <w:gridCol w:w="6237"/>
+      </w:tblGrid>
+      <w:tr>
+        <w:trPr>
+          <w:cantSplit/>
+        </w:trPr>
+        <w:tc>
+          <w:tcPr>
+            <w:tcW w:type="dxa" w:w="2551"/>
+          </w:tcPr>
+          <w:p>
+            <w:pPr>
+              <w:spacing w:after="0"/>
+            </w:pPr>
+            <w:r>
+              <w:rPr>
+                <w:rFonts w:ascii="Arial" w:hAnsi="Arial"/>
+                <w:b/>
+                <w:i w:val="0"/>
+                <w:color w:val="FD6902"/>
+                <w:sz w:val="19"/>
+              </w:rPr>
+              <w:t>District</w:t>
+            </w:r>
+          </w:p>
+        </w:tc>
+        <w:tc>
+          <w:tcPr>
+            <w:tcW w:type="dxa" w:w="6236"/>
+          </w:tcPr>
+          <w:p>
+            <w:pPr>
+              <w:spacing w:after="0"/>
+            </w:pPr>
+            <w:r>
+              <w:rPr>
+                <w:rFonts w:ascii="Arial" w:hAnsi="Arial"/>
+                <w:b w:val="0"/>
+                <w:i w:val="0"/>
+                <w:color w:val="1B2610"/>
+                <w:sz w:val="19"/>
+              </w:rPr>
+              <w:t>Baidoa</w:t>
+            </w:r>
+          </w:p>
+        </w:tc>
+      </w:tr>
+      <w:tr>
+        <w:trPr>
+          <w:cantSplit/>
+        </w:trPr>
+        <w:tc>
+          <w:tcPr>
+            <w:tcW w:type="dxa" w:w="2551"/>
+          </w:tcPr>
+          <w:p>
+            <w:pPr>
+              <w:spacing w:after="0"/>
+            </w:pPr>
+            <w:r>
+              <w:rPr>
+                <w:rFonts w:ascii="Arial" w:hAnsi="Arial"/>
+                <w:b/>
+                <w:i w:val="0"/>
+                <w:color w:val="FD6902"/>
+                <w:sz w:val="19"/>
+              </w:rPr>
+              <w:t>Region</w:t>
+            </w:r>
+          </w:p>
+        </w:tc>
+        <w:tc>
+          <w:tcPr>
+            <w:tcW w:type="dxa" w:w="6236"/>
+          </w:tcPr>
+          <w:p>
+            <w:pPr>
+              <w:spacing w:after="0"/>
+            </w:pPr>
+            <w:r>
+              <w:rPr>
+                <w:rFonts w:ascii="Arial" w:hAnsi="Arial"/>
+                <w:b w:val="0"/>
+                <w:i w:val="0"/>
+                <w:color w:val="1B2610"/>
+                <w:sz w:val="19"/>
+              </w:rPr>
+              <w:t>South West</w:t>
+            </w:r>
+          </w:p>
+        </w:tc>
+      </w:tr>
+      <w:tr>
+        <w:trPr>
+          <w:cantSplit/>
+        </w:trPr>
+        <w:tc>
+          <w:tcPr>
+            <w:tcW w:type="dxa" w:w="2551"/>
+          </w:tcPr>
+          <w:p>
+            <w:pPr>
+              <w:spacing w:after="0"/>
+            </w:pPr>
+            <w:r>
+              <w:rPr>
+                <w:rFonts w:ascii="Arial" w:hAnsi="Arial"/>
+                <w:b/>
+                <w:i w:val="0"/>
+                <w:color w:val="FD6902"/>
+                <w:sz w:val="19"/>
+              </w:rPr>
+              <w:t>Ceremony date</w:t>
+            </w:r>
+          </w:p>
+        </w:tc>
+        <w:tc>
+          <w:tcPr>
+            <w:tcW w:type="dxa" w:w="6236"/>
+          </w:tcPr>
+          <w:p>
+            <w:pPr>
+              <w:spacing w:after="0"/>
+            </w:pPr>
+            <w:r>
+              <w:rPr>
+                <w:rFonts w:ascii="Arial" w:hAnsi="Arial"/>
+                <w:b w:val="0"/>
+                <w:i w:val="0"/>
+                <w:color w:val="1B2610"/>
+                <w:sz w:val="19"/>
+              </w:rPr>
+              <w:t>[date]</w:t>
+            </w:r>
+          </w:p>
+        </w:tc>
+      </w:tr>
+      <w:tr>
+        <w:trPr>
+          <w:cantSplit/>
+        </w:trPr>
+        <w:tc>
+          <w:tcPr>
+            <w:tcW w:type="dxa" w:w="2551"/>
+          </w:tcPr>
+          <w:p>
+            <w:pPr>
+              <w:spacing w:after="0"/>
+            </w:pPr>
+            <w:r>
+              <w:rPr>
+                <w:rFonts w:ascii="Arial" w:hAnsi="Arial"/>
+                <w:b/>
+                <w:i w:val="0"/>
+                <w:color w:val="FD6902"/>
+                <w:sz w:val="19"/>
+              </w:rPr>
+              <w:t>Families</w:t>
+            </w:r>
+          </w:p>
+        </w:tc>
+        <w:tc>
+          <w:tcPr>
+            <w:tcW w:type="dxa" w:w="6236"/>
+          </w:tcPr>
+          <w:p>
+            <w:pPr>
+              <w:spacing w:after="0"/>
+            </w:pPr>
+            <w:r>
+              <w:rPr>
+                <w:rFonts w:ascii="Arial" w:hAnsi="Arial"/>
+                <w:b w:val="0"/>
+                <w:i w:val="0"/>
+                <w:color w:val="1B2610"/>
+                <w:sz w:val="19"/>
+              </w:rPr>
+              <w:t>100</w:t>
+            </w:r>
+          </w:p>
+        </w:tc>
+      </w:tr>
+      <w:tr>
+        <w:trPr>
+          <w:cantSplit/>
+        </w:trPr>
+        <w:tc>
+          <w:tcPr>
+            <w:tcW w:type="dxa" w:w="2551"/>
+          </w:tcPr>
+          <w:p>
+            <w:pPr>
+              <w:spacing w:after="0"/>
+            </w:pPr>
+            <w:r>
+              <w:rPr>
+                <w:rFonts w:ascii="Arial" w:hAnsi="Arial"/>
+                <w:b/>
+                <w:i w:val="0"/>
+                <w:color w:val="FD6902"/>
+                <w:sz w:val="19"/>
+              </w:rPr>
+              <w:t>Media provided</w:t>
+            </w:r>
+          </w:p>
+        </w:tc>
+        <w:tc>
+          <w:tcPr>
+            <w:tcW w:type="dxa" w:w="6236"/>
+          </w:tcPr>
+          <w:p>
+            <w:pPr>
+              <w:spacing w:after="0"/>
+            </w:pPr>
+            <w:r>
+              <w:rPr>
+                <w:rFonts w:ascii="Arial" w:hAnsi="Arial"/>
+                <w:b w:val="0"/>
+                <w:i w:val="0"/>
+                <w:color w:val="1B2610"/>
+                <w:sz w:val="19"/>
+              </w:rPr>
+              <w:t>Photography and video coverage of the ceremony</w:t>
+            </w:r>
+          </w:p>
+        </w:tc>
+      </w:tr>
+      <w:tr>
+        <w:trPr>
+          <w:cantSplit/>
+        </w:trPr>
+        <w:tc>
+          <w:tcPr>
+            <w:tcW w:type="dxa" w:w="2551"/>
+          </w:tcPr>
+          <w:p>
+            <w:pPr>
+              <w:spacing w:after="0"/>
+            </w:pPr>
+            <w:r>
+              <w:rPr>
+                <w:rFonts w:ascii="Arial" w:hAnsi="Arial"/>
+                <w:b/>
+                <w:i w:val="0"/>
+                <w:color w:val="FD6902"/>
+                <w:sz w:val="19"/>
+              </w:rPr>
+              <w:t>Photos and videos</w:t>
+            </w:r>
+          </w:p>
+        </w:tc>
+        <w:tc>
+          <w:tcPr>
+            <w:tcW w:type="dxa" w:w="6236"/>
+          </w:tcPr>
+          <w:p>
+            <w:pPr>
+              <w:spacing w:after="0"/>
+            </w:pPr>
+            <w:r>
+              <w:rPr>
+                <w:rFonts w:ascii="Arial" w:hAnsi="Arial"/>
+                <w:b w:val="0"/>
+                <w:i w:val="0"/>
+                <w:color w:val="1B2610"/>
+                <w:sz w:val="19"/>
+              </w:rPr>
+              <w:t>[link]</w:t>
+            </w:r>
+          </w:p>
+        </w:tc>
+      </w:tr>
+    </w:tbl>
+    <w:p>
+      <w:pPr>
+        <w:spacing w:after="40"/>
+      </w:pPr>
+    </w:p>
     <w:sectPr>
       <w:headerReference w:type="default" r:id="rId9"/>
       <w:footerReference w:type="default" r:id="rId10"/>

--- a/state_reports/Rasmi_Event_Management_Report_HoA_DRIVE_South_West.docx
+++ b/state_reports/Rasmi_Event_Management_Report_HoA_DRIVE_South_West.docx
@@ -2951,7 +2951,7 @@
                 <w:color w:val="55891A"/>
                 <w:sz w:val="19"/>
               </w:rPr>
-              <w:t>Prepared by</w:t>
+              <w:t>Submitted by</w:t>
             </w:r>
           </w:p>
         </w:tc>

--- a/state_reports/Rasmi_Event_Management_Report_HoA_DRIVE_South_West.docx
+++ b/state_reports/Rasmi_Event_Management_Report_HoA_DRIVE_South_West.docx
@@ -452,7 +452,7 @@
                 <w:color w:val="FD6902"/>
                 <w:sz w:val="19"/>
               </w:rPr>
-              <w:t>Ceremony date</w:t>
+              <w:t>Ceremony dates</w:t>
             </w:r>
           </w:p>
         </w:tc>
@@ -472,7 +472,7 @@
                 <w:color w:val="1B2610"/>
                 <w:sz w:val="19"/>
               </w:rPr>
-              <w:t>[date]</w:t>
+              <w:t>Afgoye: [date]; Baidoa: [date]</w:t>
             </w:r>
           </w:p>
         </w:tc>
@@ -732,7 +732,7 @@
           <w:color w:val="1B2610"/>
           <w:sz w:val="20"/>
         </w:rPr>
-        <w:t xml:space="preserve"> on [date]. A total of </w:t>
+        <w:t xml:space="preserve"> (ceremony dates: Afgoye: [date]; Baidoa: [date]). A total of </w:t>
       </w:r>
       <w:r>
         <w:rPr>
@@ -874,7 +874,7 @@
                 <w:color w:val="55891A"/>
                 <w:sz w:val="18"/>
               </w:rPr>
-              <w:t>Date</w:t>
+              <w:t>Dates</w:t>
             </w:r>
           </w:p>
         </w:tc>
@@ -960,7 +960,7 @@
                 <w:color w:val="55891A"/>
                 <w:sz w:val="22"/>
               </w:rPr>
-              <w:t>[date]</w:t>
+              <w:t>See Section 4</w:t>
             </w:r>
           </w:p>
         </w:tc>
@@ -3242,7 +3242,7 @@
         <w:pStyle w:val="Heading1"/>
       </w:pPr>
       <w:r>
-        <w:t>Annex A: Media Coverage — Links and Details</w:t>
+        <w:t>Annex A: Media Coverage — South West</w:t>
       </w:r>
     </w:p>
     <w:p>
@@ -3254,15 +3254,7 @@
           <w:color w:val="1B2610"/>
           <w:sz w:val="20"/>
         </w:rPr>
-        <w:t>Photo and video coverage was provided at all 2 ceremonies in South West. The details and links for each district are below.</w:t>
-      </w:r>
-    </w:p>
-    <w:p>
-      <w:pPr>
-        <w:pStyle w:val="Heading2"/>
-      </w:pPr>
-      <w:r>
-        <w:t>A.1  Afgoye</w:t>
+        <w:t>Photo and video coverage of the ceremonies in South West, by media house, with the city, the channel, the views and the link to each post. Views were checked on 14 October 2026 and will change.</w:t>
       </w:r>
     </w:p>
     <w:tbl>
@@ -3288,19 +3280,28 @@
         <w:tblLayout w:type="fixed"/>
       </w:tblPr>
       <w:tblGrid>
-        <w:gridCol w:w="2551"/>
-        <w:gridCol w:w="6237"/>
+        <w:gridCol w:w="396"/>
+        <w:gridCol w:w="1530"/>
+        <w:gridCol w:w="2438"/>
+        <w:gridCol w:w="1020"/>
+        <w:gridCol w:w="793"/>
+        <w:gridCol w:w="2664"/>
       </w:tblGrid>
       <w:tr>
         <w:trPr>
           <w:cantSplit/>
+          <w:tblHeader/>
         </w:trPr>
         <w:tc>
           <w:tcPr>
-            <w:tcW w:type="dxa" w:w="2551"/>
+            <w:tcW w:type="dxa" w:w="397"/>
+            <w:tcBorders>
+              <w:bottom w:val="single" w:sz="12" w:space="0" w:color="55891A"/>
+            </w:tcBorders>
           </w:tcPr>
           <w:p>
             <w:pPr>
+              <w:keepNext/>
               <w:spacing w:after="0"/>
             </w:pPr>
             <w:r>
@@ -3308,16 +3309,274 @@
                 <w:rFonts w:ascii="Arial" w:hAnsi="Arial"/>
                 <w:b/>
                 <w:i w:val="0"/>
-                <w:color w:val="FD6902"/>
-                <w:sz w:val="19"/>
+                <w:color w:val="55891A"/>
+                <w:sz w:val="17"/>
               </w:rPr>
-              <w:t>District</w:t>
+              <w:t>#</w:t>
             </w:r>
           </w:p>
         </w:tc>
         <w:tc>
           <w:tcPr>
-            <w:tcW w:type="dxa" w:w="6236"/>
+            <w:tcW w:type="dxa" w:w="1531"/>
+            <w:tcBorders>
+              <w:bottom w:val="single" w:sz="12" w:space="0" w:color="55891A"/>
+            </w:tcBorders>
+          </w:tcPr>
+          <w:p>
+            <w:pPr>
+              <w:keepNext/>
+              <w:spacing w:after="0"/>
+            </w:pPr>
+            <w:r>
+              <w:rPr>
+                <w:rFonts w:ascii="Arial" w:hAnsi="Arial"/>
+                <w:b/>
+                <w:i w:val="0"/>
+                <w:color w:val="55891A"/>
+                <w:sz w:val="17"/>
+              </w:rPr>
+              <w:t>City</w:t>
+            </w:r>
+          </w:p>
+        </w:tc>
+        <w:tc>
+          <w:tcPr>
+            <w:tcW w:type="dxa" w:w="2438"/>
+            <w:tcBorders>
+              <w:bottom w:val="single" w:sz="12" w:space="0" w:color="55891A"/>
+            </w:tcBorders>
+          </w:tcPr>
+          <w:p>
+            <w:pPr>
+              <w:keepNext/>
+              <w:spacing w:after="0"/>
+            </w:pPr>
+            <w:r>
+              <w:rPr>
+                <w:rFonts w:ascii="Arial" w:hAnsi="Arial"/>
+                <w:b/>
+                <w:i w:val="0"/>
+                <w:color w:val="55891A"/>
+                <w:sz w:val="17"/>
+              </w:rPr>
+              <w:t>Media house / outlet</w:t>
+            </w:r>
+          </w:p>
+        </w:tc>
+        <w:tc>
+          <w:tcPr>
+            <w:tcW w:type="dxa" w:w="1020"/>
+            <w:tcBorders>
+              <w:bottom w:val="single" w:sz="12" w:space="0" w:color="55891A"/>
+            </w:tcBorders>
+          </w:tcPr>
+          <w:p>
+            <w:pPr>
+              <w:keepNext/>
+              <w:spacing w:after="0"/>
+            </w:pPr>
+            <w:r>
+              <w:rPr>
+                <w:rFonts w:ascii="Arial" w:hAnsi="Arial"/>
+                <w:b/>
+                <w:i w:val="0"/>
+                <w:color w:val="55891A"/>
+                <w:sz w:val="17"/>
+              </w:rPr>
+              <w:t>Channel</w:t>
+            </w:r>
+          </w:p>
+        </w:tc>
+        <w:tc>
+          <w:tcPr>
+            <w:tcW w:type="dxa" w:w="794"/>
+            <w:tcBorders>
+              <w:bottom w:val="single" w:sz="12" w:space="0" w:color="55891A"/>
+            </w:tcBorders>
+          </w:tcPr>
+          <w:p>
+            <w:pPr>
+              <w:keepNext/>
+              <w:spacing w:after="0"/>
+              <w:jc w:val="center"/>
+            </w:pPr>
+            <w:r>
+              <w:rPr>
+                <w:rFonts w:ascii="Arial" w:hAnsi="Arial"/>
+                <w:b/>
+                <w:i w:val="0"/>
+                <w:color w:val="55891A"/>
+                <w:sz w:val="17"/>
+              </w:rPr>
+              <w:t>Views</w:t>
+            </w:r>
+          </w:p>
+        </w:tc>
+        <w:tc>
+          <w:tcPr>
+            <w:tcW w:type="dxa" w:w="2665"/>
+            <w:tcBorders>
+              <w:bottom w:val="single" w:sz="12" w:space="0" w:color="55891A"/>
+            </w:tcBorders>
+          </w:tcPr>
+          <w:p>
+            <w:pPr>
+              <w:keepNext/>
+              <w:spacing w:after="0"/>
+            </w:pPr>
+            <w:r>
+              <w:rPr>
+                <w:rFonts w:ascii="Arial" w:hAnsi="Arial"/>
+                <w:b/>
+                <w:i w:val="0"/>
+                <w:color w:val="55891A"/>
+                <w:sz w:val="17"/>
+              </w:rPr>
+              <w:t>Link</w:t>
+            </w:r>
+          </w:p>
+        </w:tc>
+      </w:tr>
+      <w:tr>
+        <w:trPr>
+          <w:cantSplit/>
+        </w:trPr>
+        <w:tc>
+          <w:tcPr>
+            <w:tcW w:type="dxa" w:w="397"/>
+          </w:tcPr>
+          <w:p>
+            <w:pPr>
+              <w:keepNext/>
+              <w:spacing w:after="0"/>
+            </w:pPr>
+            <w:r>
+              <w:rPr>
+                <w:rFonts w:ascii="Arial" w:hAnsi="Arial"/>
+                <w:b w:val="0"/>
+                <w:i w:val="0"/>
+                <w:color w:val="1B2610"/>
+                <w:sz w:val="18"/>
+              </w:rPr>
+              <w:t>1</w:t>
+            </w:r>
+          </w:p>
+        </w:tc>
+        <w:tc>
+          <w:tcPr>
+            <w:tcW w:type="dxa" w:w="1531"/>
+          </w:tcPr>
+          <w:p>
+            <w:pPr>
+              <w:keepNext/>
+              <w:spacing w:after="0"/>
+            </w:pPr>
+            <w:r>
+              <w:rPr>
+                <w:rFonts w:ascii="Arial" w:hAnsi="Arial"/>
+                <w:b w:val="0"/>
+                <w:i w:val="0"/>
+                <w:color w:val="1B2610"/>
+                <w:sz w:val="18"/>
+              </w:rPr>
+              <w:t>Afgoye</w:t>
+            </w:r>
+          </w:p>
+        </w:tc>
+        <w:tc>
+          <w:tcPr>
+            <w:tcW w:type="dxa" w:w="2438"/>
+          </w:tcPr>
+          <w:p>
+            <w:pPr>
+              <w:keepNext/>
+              <w:spacing w:after="0"/>
+            </w:pPr>
+            <w:r>
+              <w:rPr>
+                <w:rFonts w:ascii="Arial" w:hAnsi="Arial"/>
+                <w:b w:val="0"/>
+                <w:i w:val="0"/>
+                <w:color w:val="1B2610"/>
+                <w:sz w:val="18"/>
+              </w:rPr>
+              <w:t>[to be added]</w:t>
+            </w:r>
+          </w:p>
+        </w:tc>
+        <w:tc>
+          <w:tcPr>
+            <w:tcW w:type="dxa" w:w="1020"/>
+          </w:tcPr>
+          <w:p>
+            <w:pPr>
+              <w:keepNext/>
+              <w:spacing w:after="0"/>
+            </w:pPr>
+            <w:r>
+              <w:rPr>
+                <w:rFonts w:ascii="Arial" w:hAnsi="Arial"/>
+                <w:b w:val="0"/>
+                <w:i w:val="0"/>
+                <w:color w:val="1B2610"/>
+                <w:sz w:val="18"/>
+              </w:rPr>
+              <w:t>[channel]</w:t>
+            </w:r>
+          </w:p>
+        </w:tc>
+        <w:tc>
+          <w:tcPr>
+            <w:tcW w:type="dxa" w:w="794"/>
+          </w:tcPr>
+          <w:p>
+            <w:pPr>
+              <w:keepNext/>
+              <w:spacing w:after="0"/>
+              <w:jc w:val="center"/>
+            </w:pPr>
+            <w:r>
+              <w:rPr>
+                <w:rFonts w:ascii="Arial" w:hAnsi="Arial"/>
+                <w:b w:val="0"/>
+                <w:i w:val="0"/>
+                <w:color w:val="1B2610"/>
+                <w:sz w:val="18"/>
+              </w:rPr>
+              <w:t>—</w:t>
+            </w:r>
+          </w:p>
+        </w:tc>
+        <w:tc>
+          <w:tcPr>
+            <w:tcW w:type="dxa" w:w="2665"/>
+          </w:tcPr>
+          <w:p>
+            <w:pPr>
+              <w:keepNext/>
+              <w:spacing w:after="0"/>
+            </w:pPr>
+            <w:r>
+              <w:rPr>
+                <w:rFonts w:ascii="Arial" w:hAnsi="Arial"/>
+                <w:b w:val="0"/>
+                <w:i w:val="0"/>
+                <w:color w:val="1B2610"/>
+                <w:sz w:val="18"/>
+              </w:rPr>
+              <w:t>[link]</w:t>
+            </w:r>
+          </w:p>
+        </w:tc>
+      </w:tr>
+      <w:tr>
+        <w:trPr>
+          <w:cantSplit/>
+        </w:trPr>
+        <w:tc>
+          <w:tcPr>
+            <w:tcW w:type="dxa" w:w="397"/>
           </w:tcPr>
           <w:p>
             <w:pPr>
@@ -3329,40 +3588,15 @@
                 <w:b w:val="0"/>
                 <w:i w:val="0"/>
                 <w:color w:val="1B2610"/>
-                <w:sz w:val="19"/>
+                <w:sz w:val="18"/>
               </w:rPr>
-              <w:t>Afgoye</w:t>
-            </w:r>
-          </w:p>
-        </w:tc>
-      </w:tr>
-      <w:tr>
-        <w:trPr>
-          <w:cantSplit/>
-        </w:trPr>
-        <w:tc>
-          <w:tcPr>
-            <w:tcW w:type="dxa" w:w="2551"/>
-          </w:tcPr>
-          <w:p>
-            <w:pPr>
-              <w:spacing w:after="0"/>
-            </w:pPr>
-            <w:r>
-              <w:rPr>
-                <w:rFonts w:ascii="Arial" w:hAnsi="Arial"/>
-                <w:b/>
-                <w:i w:val="0"/>
-                <w:color w:val="FD6902"/>
-                <w:sz w:val="19"/>
-              </w:rPr>
-              <w:t>Region</w:t>
+              <w:t>2</w:t>
             </w:r>
           </w:p>
         </w:tc>
         <w:tc>
           <w:tcPr>
-            <w:tcW w:type="dxa" w:w="6236"/>
+            <w:tcW w:type="dxa" w:w="1531"/>
           </w:tcPr>
           <w:p>
             <w:pPr>
@@ -3374,40 +3608,15 @@
                 <w:b w:val="0"/>
                 <w:i w:val="0"/>
                 <w:color w:val="1B2610"/>
-                <w:sz w:val="19"/>
+                <w:sz w:val="18"/>
               </w:rPr>
-              <w:t>South West</w:t>
-            </w:r>
-          </w:p>
-        </w:tc>
-      </w:tr>
-      <w:tr>
-        <w:trPr>
-          <w:cantSplit/>
-        </w:trPr>
-        <w:tc>
-          <w:tcPr>
-            <w:tcW w:type="dxa" w:w="2551"/>
-          </w:tcPr>
-          <w:p>
-            <w:pPr>
-              <w:spacing w:after="0"/>
-            </w:pPr>
-            <w:r>
-              <w:rPr>
-                <w:rFonts w:ascii="Arial" w:hAnsi="Arial"/>
-                <w:b/>
-                <w:i w:val="0"/>
-                <w:color w:val="FD6902"/>
-                <w:sz w:val="19"/>
-              </w:rPr>
-              <w:t>Ceremony date</w:t>
+              <w:t>Baidoa</w:t>
             </w:r>
           </w:p>
         </w:tc>
         <w:tc>
           <w:tcPr>
-            <w:tcW w:type="dxa" w:w="6236"/>
+            <w:tcW w:type="dxa" w:w="2438"/>
           </w:tcPr>
           <w:p>
             <w:pPr>
@@ -3419,40 +3628,15 @@
                 <w:b w:val="0"/>
                 <w:i w:val="0"/>
                 <w:color w:val="1B2610"/>
-                <w:sz w:val="19"/>
+                <w:sz w:val="18"/>
               </w:rPr>
-              <w:t>[date]</w:t>
-            </w:r>
-          </w:p>
-        </w:tc>
-      </w:tr>
-      <w:tr>
-        <w:trPr>
-          <w:cantSplit/>
-        </w:trPr>
-        <w:tc>
-          <w:tcPr>
-            <w:tcW w:type="dxa" w:w="2551"/>
-          </w:tcPr>
-          <w:p>
-            <w:pPr>
-              <w:spacing w:after="0"/>
-            </w:pPr>
-            <w:r>
-              <w:rPr>
-                <w:rFonts w:ascii="Arial" w:hAnsi="Arial"/>
-                <w:b/>
-                <w:i w:val="0"/>
-                <w:color w:val="FD6902"/>
-                <w:sz w:val="19"/>
-              </w:rPr>
-              <w:t>Families</w:t>
+              <w:t>[to be added]</w:t>
             </w:r>
           </w:p>
         </w:tc>
         <w:tc>
           <w:tcPr>
-            <w:tcW w:type="dxa" w:w="6236"/>
+            <w:tcW w:type="dxa" w:w="1020"/>
           </w:tcPr>
           <w:p>
             <w:pPr>
@@ -3464,40 +3648,36 @@
                 <w:b w:val="0"/>
                 <w:i w:val="0"/>
                 <w:color w:val="1B2610"/>
-                <w:sz w:val="19"/>
+                <w:sz w:val="18"/>
               </w:rPr>
-              <w:t>100</w:t>
-            </w:r>
-          </w:p>
-        </w:tc>
-      </w:tr>
-      <w:tr>
-        <w:trPr>
-          <w:cantSplit/>
-        </w:trPr>
-        <w:tc>
-          <w:tcPr>
-            <w:tcW w:type="dxa" w:w="2551"/>
-          </w:tcPr>
-          <w:p>
-            <w:pPr>
-              <w:spacing w:after="0"/>
-            </w:pPr>
-            <w:r>
-              <w:rPr>
-                <w:rFonts w:ascii="Arial" w:hAnsi="Arial"/>
-                <w:b/>
-                <w:i w:val="0"/>
-                <w:color w:val="FD6902"/>
-                <w:sz w:val="19"/>
-              </w:rPr>
-              <w:t>Media provided</w:t>
+              <w:t>[channel]</w:t>
             </w:r>
           </w:p>
         </w:tc>
         <w:tc>
           <w:tcPr>
-            <w:tcW w:type="dxa" w:w="6236"/>
+            <w:tcW w:type="dxa" w:w="794"/>
+          </w:tcPr>
+          <w:p>
+            <w:pPr>
+              <w:spacing w:after="0"/>
+              <w:jc w:val="center"/>
+            </w:pPr>
+            <w:r>
+              <w:rPr>
+                <w:rFonts w:ascii="Arial" w:hAnsi="Arial"/>
+                <w:b w:val="0"/>
+                <w:i w:val="0"/>
+                <w:color w:val="1B2610"/>
+                <w:sz w:val="18"/>
+              </w:rPr>
+              <w:t>—</w:t>
+            </w:r>
+          </w:p>
+        </w:tc>
+        <w:tc>
+          <w:tcPr>
+            <w:tcW w:type="dxa" w:w="2665"/>
           </w:tcPr>
           <w:p>
             <w:pPr>
@@ -3509,362 +3689,7 @@
                 <w:b w:val="0"/>
                 <w:i w:val="0"/>
                 <w:color w:val="1B2610"/>
-                <w:sz w:val="19"/>
-              </w:rPr>
-              <w:t>Photography and video coverage of the ceremony</w:t>
-            </w:r>
-          </w:p>
-        </w:tc>
-      </w:tr>
-      <w:tr>
-        <w:trPr>
-          <w:cantSplit/>
-        </w:trPr>
-        <w:tc>
-          <w:tcPr>
-            <w:tcW w:type="dxa" w:w="2551"/>
-          </w:tcPr>
-          <w:p>
-            <w:pPr>
-              <w:spacing w:after="0"/>
-            </w:pPr>
-            <w:r>
-              <w:rPr>
-                <w:rFonts w:ascii="Arial" w:hAnsi="Arial"/>
-                <w:b/>
-                <w:i w:val="0"/>
-                <w:color w:val="FD6902"/>
-                <w:sz w:val="19"/>
-              </w:rPr>
-              <w:t>Photos and videos</w:t>
-            </w:r>
-          </w:p>
-        </w:tc>
-        <w:tc>
-          <w:tcPr>
-            <w:tcW w:type="dxa" w:w="6236"/>
-          </w:tcPr>
-          <w:p>
-            <w:pPr>
-              <w:spacing w:after="0"/>
-            </w:pPr>
-            <w:r>
-              <w:rPr>
-                <w:rFonts w:ascii="Arial" w:hAnsi="Arial"/>
-                <w:b w:val="0"/>
-                <w:i w:val="0"/>
-                <w:color w:val="1B2610"/>
-                <w:sz w:val="19"/>
-              </w:rPr>
-              <w:t>[link]</w:t>
-            </w:r>
-          </w:p>
-        </w:tc>
-      </w:tr>
-    </w:tbl>
-    <w:p>
-      <w:pPr>
-        <w:spacing w:after="40"/>
-      </w:pPr>
-    </w:p>
-    <w:p>
-      <w:pPr>
-        <w:pStyle w:val="Heading2"/>
-      </w:pPr>
-      <w:r>
-        <w:t>A.2  Baidoa</w:t>
-      </w:r>
-    </w:p>
-    <w:tbl>
-      <w:tblPr>
-        <w:tblW w:type="auto" w:w="0"/>
-        <w:jc w:val="center"/>
-        <w:tblLayout w:type="fixed"/>
-        <w:tblLook w:firstColumn="1" w:firstRow="1" w:lastColumn="0" w:lastRow="0" w:noHBand="0" w:noVBand="1" w:val="04A0"/>
-        <w:tblBorders>
-          <w:top w:val="single" w:sz="4" w:space="0" w:color="BCC9AD"/>
-          <w:left w:val="nil"/>
-          <w:bottom w:val="single" w:sz="4" w:space="0" w:color="BCC9AD"/>
-          <w:right w:val="nil"/>
-          <w:insideH w:val="single" w:sz="4" w:space="0" w:color="BCC9AD"/>
-          <w:insideV w:val="nil"/>
-        </w:tblBorders>
-        <w:tblCellMar>
-          <w:top w:w="50" w:type="dxa"/>
-          <w:left w:w="80" w:type="dxa"/>
-          <w:bottom w:w="50" w:type="dxa"/>
-          <w:right w:w="80" w:type="dxa"/>
-        </w:tblCellMar>
-        <w:tblLayout w:type="fixed"/>
-      </w:tblPr>
-      <w:tblGrid>
-        <w:gridCol w:w="2551"/>
-        <w:gridCol w:w="6237"/>
-      </w:tblGrid>
-      <w:tr>
-        <w:trPr>
-          <w:cantSplit/>
-        </w:trPr>
-        <w:tc>
-          <w:tcPr>
-            <w:tcW w:type="dxa" w:w="2551"/>
-          </w:tcPr>
-          <w:p>
-            <w:pPr>
-              <w:spacing w:after="0"/>
-            </w:pPr>
-            <w:r>
-              <w:rPr>
-                <w:rFonts w:ascii="Arial" w:hAnsi="Arial"/>
-                <w:b/>
-                <w:i w:val="0"/>
-                <w:color w:val="FD6902"/>
-                <w:sz w:val="19"/>
-              </w:rPr>
-              <w:t>District</w:t>
-            </w:r>
-          </w:p>
-        </w:tc>
-        <w:tc>
-          <w:tcPr>
-            <w:tcW w:type="dxa" w:w="6236"/>
-          </w:tcPr>
-          <w:p>
-            <w:pPr>
-              <w:spacing w:after="0"/>
-            </w:pPr>
-            <w:r>
-              <w:rPr>
-                <w:rFonts w:ascii="Arial" w:hAnsi="Arial"/>
-                <w:b w:val="0"/>
-                <w:i w:val="0"/>
-                <w:color w:val="1B2610"/>
-                <w:sz w:val="19"/>
-              </w:rPr>
-              <w:t>Baidoa</w:t>
-            </w:r>
-          </w:p>
-        </w:tc>
-      </w:tr>
-      <w:tr>
-        <w:trPr>
-          <w:cantSplit/>
-        </w:trPr>
-        <w:tc>
-          <w:tcPr>
-            <w:tcW w:type="dxa" w:w="2551"/>
-          </w:tcPr>
-          <w:p>
-            <w:pPr>
-              <w:spacing w:after="0"/>
-            </w:pPr>
-            <w:r>
-              <w:rPr>
-                <w:rFonts w:ascii="Arial" w:hAnsi="Arial"/>
-                <w:b/>
-                <w:i w:val="0"/>
-                <w:color w:val="FD6902"/>
-                <w:sz w:val="19"/>
-              </w:rPr>
-              <w:t>Region</w:t>
-            </w:r>
-          </w:p>
-        </w:tc>
-        <w:tc>
-          <w:tcPr>
-            <w:tcW w:type="dxa" w:w="6236"/>
-          </w:tcPr>
-          <w:p>
-            <w:pPr>
-              <w:spacing w:after="0"/>
-            </w:pPr>
-            <w:r>
-              <w:rPr>
-                <w:rFonts w:ascii="Arial" w:hAnsi="Arial"/>
-                <w:b w:val="0"/>
-                <w:i w:val="0"/>
-                <w:color w:val="1B2610"/>
-                <w:sz w:val="19"/>
-              </w:rPr>
-              <w:t>South West</w:t>
-            </w:r>
-          </w:p>
-        </w:tc>
-      </w:tr>
-      <w:tr>
-        <w:trPr>
-          <w:cantSplit/>
-        </w:trPr>
-        <w:tc>
-          <w:tcPr>
-            <w:tcW w:type="dxa" w:w="2551"/>
-          </w:tcPr>
-          <w:p>
-            <w:pPr>
-              <w:spacing w:after="0"/>
-            </w:pPr>
-            <w:r>
-              <w:rPr>
-                <w:rFonts w:ascii="Arial" w:hAnsi="Arial"/>
-                <w:b/>
-                <w:i w:val="0"/>
-                <w:color w:val="FD6902"/>
-                <w:sz w:val="19"/>
-              </w:rPr>
-              <w:t>Ceremony date</w:t>
-            </w:r>
-          </w:p>
-        </w:tc>
-        <w:tc>
-          <w:tcPr>
-            <w:tcW w:type="dxa" w:w="6236"/>
-          </w:tcPr>
-          <w:p>
-            <w:pPr>
-              <w:spacing w:after="0"/>
-            </w:pPr>
-            <w:r>
-              <w:rPr>
-                <w:rFonts w:ascii="Arial" w:hAnsi="Arial"/>
-                <w:b w:val="0"/>
-                <w:i w:val="0"/>
-                <w:color w:val="1B2610"/>
-                <w:sz w:val="19"/>
-              </w:rPr>
-              <w:t>[date]</w:t>
-            </w:r>
-          </w:p>
-        </w:tc>
-      </w:tr>
-      <w:tr>
-        <w:trPr>
-          <w:cantSplit/>
-        </w:trPr>
-        <w:tc>
-          <w:tcPr>
-            <w:tcW w:type="dxa" w:w="2551"/>
-          </w:tcPr>
-          <w:p>
-            <w:pPr>
-              <w:spacing w:after="0"/>
-            </w:pPr>
-            <w:r>
-              <w:rPr>
-                <w:rFonts w:ascii="Arial" w:hAnsi="Arial"/>
-                <w:b/>
-                <w:i w:val="0"/>
-                <w:color w:val="FD6902"/>
-                <w:sz w:val="19"/>
-              </w:rPr>
-              <w:t>Families</w:t>
-            </w:r>
-          </w:p>
-        </w:tc>
-        <w:tc>
-          <w:tcPr>
-            <w:tcW w:type="dxa" w:w="6236"/>
-          </w:tcPr>
-          <w:p>
-            <w:pPr>
-              <w:spacing w:after="0"/>
-            </w:pPr>
-            <w:r>
-              <w:rPr>
-                <w:rFonts w:ascii="Arial" w:hAnsi="Arial"/>
-                <w:b w:val="0"/>
-                <w:i w:val="0"/>
-                <w:color w:val="1B2610"/>
-                <w:sz w:val="19"/>
-              </w:rPr>
-              <w:t>100</w:t>
-            </w:r>
-          </w:p>
-        </w:tc>
-      </w:tr>
-      <w:tr>
-        <w:trPr>
-          <w:cantSplit/>
-        </w:trPr>
-        <w:tc>
-          <w:tcPr>
-            <w:tcW w:type="dxa" w:w="2551"/>
-          </w:tcPr>
-          <w:p>
-            <w:pPr>
-              <w:spacing w:after="0"/>
-            </w:pPr>
-            <w:r>
-              <w:rPr>
-                <w:rFonts w:ascii="Arial" w:hAnsi="Arial"/>
-                <w:b/>
-                <w:i w:val="0"/>
-                <w:color w:val="FD6902"/>
-                <w:sz w:val="19"/>
-              </w:rPr>
-              <w:t>Media provided</w:t>
-            </w:r>
-          </w:p>
-        </w:tc>
-        <w:tc>
-          <w:tcPr>
-            <w:tcW w:type="dxa" w:w="6236"/>
-          </w:tcPr>
-          <w:p>
-            <w:pPr>
-              <w:spacing w:after="0"/>
-            </w:pPr>
-            <w:r>
-              <w:rPr>
-                <w:rFonts w:ascii="Arial" w:hAnsi="Arial"/>
-                <w:b w:val="0"/>
-                <w:i w:val="0"/>
-                <w:color w:val="1B2610"/>
-                <w:sz w:val="19"/>
-              </w:rPr>
-              <w:t>Photography and video coverage of the ceremony</w:t>
-            </w:r>
-          </w:p>
-        </w:tc>
-      </w:tr>
-      <w:tr>
-        <w:trPr>
-          <w:cantSplit/>
-        </w:trPr>
-        <w:tc>
-          <w:tcPr>
-            <w:tcW w:type="dxa" w:w="2551"/>
-          </w:tcPr>
-          <w:p>
-            <w:pPr>
-              <w:spacing w:after="0"/>
-            </w:pPr>
-            <w:r>
-              <w:rPr>
-                <w:rFonts w:ascii="Arial" w:hAnsi="Arial"/>
-                <w:b/>
-                <w:i w:val="0"/>
-                <w:color w:val="FD6902"/>
-                <w:sz w:val="19"/>
-              </w:rPr>
-              <w:t>Photos and videos</w:t>
-            </w:r>
-          </w:p>
-        </w:tc>
-        <w:tc>
-          <w:tcPr>
-            <w:tcW w:type="dxa" w:w="6236"/>
-          </w:tcPr>
-          <w:p>
-            <w:pPr>
-              <w:spacing w:after="0"/>
-            </w:pPr>
-            <w:r>
-              <w:rPr>
-                <w:rFonts w:ascii="Arial" w:hAnsi="Arial"/>
-                <w:b w:val="0"/>
-                <w:i w:val="0"/>
-                <w:color w:val="1B2610"/>
-                <w:sz w:val="19"/>
+                <w:sz w:val="18"/>
               </w:rPr>
               <w:t>[link]</w:t>
             </w:r>
